--- a/machines/Modèles de docx/Contrat de maintenance.docx
+++ b/machines/Modèles de docx/Contrat de maintenance.docx
@@ -74,7 +74,7 @@
         <w:t>Projet</w:t>
       </w:r>
       <w:r>
-        <w:t xml:space="preserve">  {project_name}</w:t>
+        <w:t xml:space="preserve"> {project_name}</w:t>
       </w:r>
     </w:p>
     <w:tbl>
@@ -492,7 +492,7 @@
         <w:t xml:space="preserve"> </w:t>
       </w:r>
       <w:r>
-        <w:t>«</w:t>
+        <w:t>« </w:t>
       </w:r>
       <w:r>
         <w:rPr>
@@ -507,7 +507,7 @@
         <w:rPr>
           <w:spacing w:val="-5"/>
         </w:rPr>
-        <w:t xml:space="preserve"> »,</w:t>
+        <w:t xml:space="preserve"> »,</w:t>
       </w:r>
     </w:p>
     <w:p>
@@ -594,7 +594,7 @@
         <w:t xml:space="preserve"> </w:t>
       </w:r>
       <w:r>
-        <w:t>«</w:t>
+        <w:t>« </w:t>
       </w:r>
       <w:r>
         <w:rPr>
@@ -615,7 +615,7 @@
         <w:rPr>
           <w:spacing w:val="-5"/>
         </w:rPr>
-        <w:t>»,</w:t>
+        <w:t> »,</w:t>
       </w:r>
     </w:p>
     <w:p>
@@ -695,7 +695,7 @@
         <w:t xml:space="preserve"> </w:t>
       </w:r>
       <w:r>
-        <w:t>«</w:t>
+        <w:t>« </w:t>
       </w:r>
       <w:r>
         <w:rPr>
@@ -713,7 +713,7 @@
         <w:t xml:space="preserve"> </w:t>
       </w:r>
       <w:r>
-        <w:t>»,</w:t>
+        <w:t> »,</w:t>
       </w:r>
       <w:r>
         <w:rPr>
@@ -749,7 +749,7 @@
         <w:t xml:space="preserve"> </w:t>
       </w:r>
       <w:r>
-        <w:t>«</w:t>
+        <w:t>« </w:t>
       </w:r>
       <w:r>
         <w:rPr>
@@ -764,7 +764,7 @@
         <w:rPr>
           <w:spacing w:val="-5"/>
         </w:rPr>
-        <w:t xml:space="preserve"> ».</w:t>
+        <w:t xml:space="preserve"> ».</w:t>
       </w:r>
     </w:p>
     <w:p>
@@ -2796,7 +2796,7 @@
         <w:t xml:space="preserve"> </w:t>
       </w:r>
       <w:r>
-        <w:t>suivants, par ordre de priorité :</w:t>
+        <w:t>suivants, par ordre de priorité :</w:t>
       </w:r>
     </w:p>
     <w:p>
@@ -2918,7 +2918,7 @@
         <w:rPr/>
       </w:pPr>
       <w:r>
-        <w:t>En cas de force majeure, par téléphone : +237 650 687 811.</w:t>
+        <w:t>En cas de force majeure, par téléphone : +237 650 687 811.</w:t>
       </w:r>
     </w:p>
     <w:p>
@@ -6233,7 +6233,7 @@
         <w:t xml:space="preserve"> </w:t>
       </w:r>
       <w:r>
-        <w:t>paiement non autorisé :</w:t>
+        <w:t>paiement non autorisé :</w:t>
       </w:r>
     </w:p>
     <w:p>

--- a/machines/Modèles de docx/Contrat de maintenance.docx
+++ b/machines/Modèles de docx/Contrat de maintenance.docx
@@ -26,8 +26,8 @@
       <w:r>
         <w:rPr>
           <w:color w:val="1F5FAF"/>
-          <w:sz w:val="34"/>
-          <w:szCs w:val="34"/>
+          <w:sz w:val="36"/>
+          <w:szCs w:val="36"/>
         </w:rPr>
         <w:t>GINUTECH</w:t>
       </w:r>
@@ -324,7 +324,7 @@
                 <w:b/>
                 <w:color w:val="FFFFFF"/>
               </w:rPr>
-              <w:t>Document contractuel - usage interne et client</w:t>
+              <w:t>Document contractuel — Usage interne et client</w:t>
             </w:r>
           </w:p>
         </w:tc>
@@ -368,6 +368,7 @@
         </w:tabs>
         <w:spacing w:before="23" w:line="259" w:lineRule="auto"/>
         <w:ind w:left="141" w:right="208"/>
+        <w:jc w:val="both"/>
       </w:pPr>
       <w:r>
         <w:t xml:space="preserve">La société </w:t>
@@ -548,6 +549,7 @@
       <w:pPr>
         <w:spacing w:before="1" w:line="259" w:lineRule="auto"/>
         <w:ind w:left="141" w:right="120"/>
+        <w:jc w:val="both"/>
       </w:pPr>
       <w:r>
         <w:t>La société GINUTECH, dont le siège social est situé à Douala, Cameroun, enregistrée au RCCM sous le numéro RC/DLA/2023/B/6702, représentée par son représentant légal,</w:t>
@@ -972,6 +974,7 @@
         <w:pStyle w:val="Corpsdetexte"/>
         <w:spacing w:before="77" w:line="252" w:lineRule="auto"/>
         <w:ind w:left="141"/>
+        <w:jc w:val="both"/>
       </w:pPr>
       <w:r>
         <w:t>Ce</w:t>
@@ -1197,6 +1200,7 @@
       <w:pPr>
         <w:spacing w:before="265" w:line="252" w:lineRule="auto"/>
         <w:ind w:left="141"/>
+        <w:jc w:val="both"/>
       </w:pPr>
       <w:r>
         <w:rPr>
@@ -1326,6 +1330,7 @@
       <w:pPr>
         <w:spacing w:before="240"/>
         <w:ind w:left="141"/>
+        <w:jc w:val="both"/>
       </w:pPr>
       <w:r>
         <w:rPr>
@@ -2669,6 +2674,7 @@
         <w:pStyle w:val="Corpsdetexte"/>
         <w:spacing w:before="241" w:line="271" w:lineRule="auto"/>
         <w:ind w:left="141"/>
+        <w:jc w:val="both"/>
       </w:pPr>
       <w:r>
         <w:t>Toute demande</w:t>
@@ -3459,6 +3465,7 @@
         <w:pStyle w:val="Corpsdetexte"/>
         <w:spacing w:before="386" w:line="271" w:lineRule="auto"/>
         <w:ind w:left="156" w:firstLine="15"/>
+        <w:jc w:val="both"/>
       </w:pPr>
       <w:r>
         <w:t>Le</w:t>
@@ -4184,6 +4191,7 @@
         <w:pStyle w:val="Corpsdetexte"/>
         <w:spacing w:before="1" w:line="271" w:lineRule="auto"/>
         <w:ind w:left="141"/>
+        <w:jc w:val="both"/>
       </w:pPr>
       <w:r>
         <w:t>Le</w:t>
@@ -4421,6 +4429,7 @@
         <w:pStyle w:val="Corpsdetexte"/>
         <w:spacing w:before="241" w:line="276" w:lineRule="auto"/>
         <w:ind w:left="141" w:right="120"/>
+        <w:jc w:val="both"/>
       </w:pPr>
       <w:r>
         <w:t xml:space="preserve">Les documents, informations et travaux réalisés par le </w:t>
@@ -4479,6 +4488,7 @@
         <w:pStyle w:val="Corpsdetexte"/>
         <w:spacing w:before="240" w:line="276" w:lineRule="auto"/>
         <w:ind w:left="141"/>
+        <w:jc w:val="both"/>
       </w:pPr>
       <w:r>
         <w:rPr>
@@ -4937,6 +4947,7 @@
         <w:pStyle w:val="Corpsdetexte"/>
         <w:spacing w:line="331" w:lineRule="auto"/>
         <w:ind w:left="141"/>
+        <w:jc w:val="both"/>
       </w:pPr>
       <w:r>
         <w:rPr>
@@ -7374,6 +7385,7 @@
         <w:pStyle w:val="Corpsdetexte"/>
         <w:spacing w:before="308" w:line="271" w:lineRule="auto"/>
         <w:ind w:left="141" w:right="120"/>
+        <w:jc w:val="both"/>
       </w:pPr>
       <w:r>
         <w:t>Ce contrat est régi par la loi camerounaise. En cas de litige non résolu à l'amiable, les Tribunaux de la ville de Douala seront les seuls compétents.</w:t>
@@ -7980,13 +7992,13 @@
     <w:tmpl w:val="84B23D9A"/>
     <w:lvl w:ilvl="0" w:tplc="C742C086">
       <w:numFmt w:val="bullet"/>
-      <w:lvlText w:val="●"/>
+      <w:lvlText w:val="•"/>
       <w:lvlJc w:val="left"/>
       <w:pPr>
         <w:ind w:left="142" w:hanging="360"/>
       </w:pPr>
       <w:rPr>
-        <w:rFonts w:ascii="Arial" w:eastAsia="Arial" w:hAnsi="Arial" w:cs="Arial" w:hint="default"/>
+        <w:rFonts w:ascii="Candara" w:eastAsia="Candara" w:hAnsi="Candara" w:cs="Candara" w:hint="default"/>
         <w:b w:val="0"/>
         <w:bCs w:val="0"/>
         <w:i w:val="0"/>
@@ -8109,7 +8121,7 @@
         <w:jc w:val="left"/>
       </w:pPr>
       <w:rPr>
-        <w:rFonts w:ascii="Calibri" w:eastAsia="Calibri" w:hAnsi="Calibri" w:cs="Calibri" w:hint="default"/>
+        <w:rFonts w:ascii="Candara" w:eastAsia="Candara" w:hAnsi="Candara" w:cs="Candara" w:hint="default"/>
         <w:b w:val="0"/>
         <w:bCs w:val="0"/>
         <w:i w:val="0"/>
@@ -8352,7 +8364,7 @@
   <w:docDefaults>
     <w:rPrDefault>
       <w:rPr>
-        <w:rFonts w:ascii="Nunito" w:eastAsia="Nunito" w:hAnsi="Nunito" w:cs="Nunito"/>
+        <w:rFonts w:ascii="Candara" w:eastAsia="Candara" w:hAnsi="Candara" w:cs="Candara"/>
         <w:color w:val="000000"/>
         <w:lang w:val="fr-CM" w:eastAsia="fr-CM" w:bidi="ar-SA"/>
       </w:rPr>
